--- a/docs_ute/WBS 1.2 - Thiết lập Business Goals & 5 chỉ số KPI định lượng.docx
+++ b/docs_ute/WBS 1.2 - Thiết lập Business Goals & 5 chỉ số KPI định lượng.docx
@@ -625,20 +625,7 @@
           <w:sz w:val="20"/>
           <w:szCs w:val="20"/>
         </w:rPr>
-        <w:t>•  NFR</w:t>
-      </w:r>
-      <w:bookmarkStart w:id="0" w:name="_GoBack"/>
-      <w:bookmarkEnd w:id="0"/>
-      <w:r>
-        <w:rPr>
-          <w:rFonts w:ascii="Google Sans Text" w:hAnsi="Google Sans Text" w:cs="Google Sans Text"/>
-          <w:b/>
-          <w:bCs/>
-          <w:color w:val="1F1F1F"/>
-          <w:sz w:val="20"/>
-          <w:szCs w:val="20"/>
-        </w:rPr>
-        <w:t xml:space="preserve">: </w:t>
+        <w:t xml:space="preserve">•  NFR nội tại: </w:t>
       </w:r>
       <w:r>
         <w:rPr>
@@ -2939,7 +2926,10 @@
         </w:tc>
       </w:tr>
     </w:tbl>
-    <w:p/>
+    <w:p>
+      <w:bookmarkStart w:id="0" w:name="_GoBack"/>
+      <w:bookmarkEnd w:id="0"/>
+    </w:p>
     <w:sectPr>
       <w:pgSz w:w="12240" w:h="15840"/>
       <w:pgMar w:top="1440" w:right="1440" w:bottom="1440" w:left="1440" w:header="0" w:footer="720" w:gutter="0"/>
@@ -3769,7 +3759,7 @@
 </file>
 
 <file path=customXml/item1.xml><?xml version="1.0" encoding="utf-8"?>
-<go:gDocsCustomXmlDataStorage xmlns:go="http://customooxmlschemas.google.com/" xmlns:r="http://schemas.openxmlformats.org/officeDocument/2006/relationships" uri="GoogleDocsCustomDataVersion2">
+<go:gDocsCustomXmlDataStorage xmlns:r="http://schemas.openxmlformats.org/officeDocument/2006/relationships" xmlns:go="http://customooxmlschemas.google.com/" uri="GoogleDocsCustomDataVersion2">
   <go:docsCustomData xmlns:go="http://customooxmlschemas.google.com/" roundtripDataSignature="AMtx7mh8JY/5ds6JukGpgglcgk5yJ+8yVw==">CgMxLjA4AHIhMVdRdHpkQXNTOWp2SU9CdWoyaEJGQlVWYUI0UFFNRTlJ</go:docsCustomData>
 </go:gDocsCustomXmlDataStorage>
 </file>
